--- a/40488199/40488199_GenAi_Log.docx
+++ b/40488199/40488199_GenAi_Log.docx
@@ -164,7 +164,7 @@
                 <w:sz w:val="18"/>
                 <w:szCs w:val="18"/>
               </w:rPr>
-              <w:t>7</w:t>
+              <w:t>1</w:t>
             </w:r>
           </w:p>
         </w:tc>
@@ -266,21 +266,7 @@
                 <w:sz w:val="18"/>
                 <w:szCs w:val="18"/>
               </w:rPr>
-              <w:t xml:space="preserve">Selected </w:t>
-            </w:r>
-            <w:r>
-              <w:rPr>
-                <w:sz w:val="18"/>
-                <w:szCs w:val="18"/>
-              </w:rPr>
-              <w:t xml:space="preserve">SDG 4 and found data source after what I had some </w:t>
-            </w:r>
-            <w:r>
-              <w:rPr>
-                <w:sz w:val="18"/>
-                <w:szCs w:val="18"/>
-              </w:rPr>
-              <w:t>ideas which I started describe in Individual Initial Design file</w:t>
+              <w:t>Selected SDG 4 based on my own interest in education, then independently found ITU data sources and began drafting my individual design</w:t>
             </w:r>
           </w:p>
         </w:tc>
@@ -311,7 +297,7 @@
                 <w:sz w:val="18"/>
                 <w:szCs w:val="18"/>
               </w:rPr>
-              <w:t>8</w:t>
+              <w:t>2</w:t>
             </w:r>
           </w:p>
         </w:tc>
@@ -355,7 +341,7 @@
                 <w:sz w:val="18"/>
                 <w:szCs w:val="18"/>
               </w:rPr>
-              <w:t>Learning</w:t>
+              <w:t>Writing support</w:t>
             </w:r>
           </w:p>
         </w:tc>
@@ -377,7 +363,7 @@
                 <w:sz w:val="18"/>
                 <w:szCs w:val="18"/>
               </w:rPr>
-              <w:t>Instructions how to use GitHub as a place for common space for collecting our files</w:t>
+              <w:t>Asked for help improving wording and structure of my Individual Design</w:t>
             </w:r>
           </w:p>
         </w:tc>
@@ -399,7 +385,35 @@
                 <w:sz w:val="18"/>
                 <w:szCs w:val="18"/>
               </w:rPr>
-              <w:t>Understood what to do to use one repository with group members, set up and manually created project structure</w:t>
+              <w:t xml:space="preserve">All design decisions, entity choices, and database structure </w:t>
+            </w:r>
+            <w:r>
+              <w:rPr>
+                <w:sz w:val="18"/>
+                <w:szCs w:val="18"/>
+              </w:rPr>
+              <w:t>are</w:t>
+            </w:r>
+            <w:r>
+              <w:rPr>
+                <w:sz w:val="18"/>
+                <w:szCs w:val="18"/>
+              </w:rPr>
+              <w:t xml:space="preserve"> my own</w:t>
+            </w:r>
+            <w:r>
+              <w:rPr>
+                <w:sz w:val="18"/>
+                <w:szCs w:val="18"/>
+              </w:rPr>
+              <w:t xml:space="preserve">, </w:t>
+            </w:r>
+            <w:r>
+              <w:rPr>
+                <w:sz w:val="18"/>
+                <w:szCs w:val="18"/>
+              </w:rPr>
+              <w:t>AI was used only to rephrase and check clarity of written</w:t>
             </w:r>
           </w:p>
         </w:tc>
@@ -423,7 +437,14 @@
                 <w:sz w:val="18"/>
                 <w:szCs w:val="18"/>
               </w:rPr>
-              <w:t>Week 9</w:t>
+              <w:t xml:space="preserve">Week </w:t>
+            </w:r>
+            <w:r>
+              <w:rPr>
+                <w:sz w:val="18"/>
+                <w:szCs w:val="18"/>
+              </w:rPr>
+              <w:t>3</w:t>
             </w:r>
           </w:p>
         </w:tc>
@@ -452,66 +473,63 @@
         <w:tc>
           <w:tcPr>
             <w:tcW w:w="745" w:type="pct"/>
-            <w:hideMark/>
-          </w:tcPr>
-          <w:p>
-            <w:pPr>
-              <w:pStyle w:val="NoSpacing"/>
-              <w:rPr>
-                <w:sz w:val="18"/>
-                <w:szCs w:val="18"/>
-              </w:rPr>
-            </w:pPr>
-            <w:r>
-              <w:rPr>
-                <w:sz w:val="18"/>
-                <w:szCs w:val="18"/>
-              </w:rPr>
-              <w:t>N/A</w:t>
+          </w:tcPr>
+          <w:p>
+            <w:pPr>
+              <w:pStyle w:val="NoSpacing"/>
+              <w:rPr>
+                <w:sz w:val="18"/>
+                <w:szCs w:val="18"/>
+              </w:rPr>
+            </w:pPr>
+            <w:r>
+              <w:rPr>
+                <w:sz w:val="18"/>
+                <w:szCs w:val="18"/>
+              </w:rPr>
+              <w:t>Learning</w:t>
             </w:r>
           </w:p>
         </w:tc>
         <w:tc>
           <w:tcPr>
             <w:tcW w:w="950" w:type="pct"/>
-            <w:hideMark/>
-          </w:tcPr>
-          <w:p>
-            <w:pPr>
-              <w:pStyle w:val="NoSpacing"/>
-              <w:rPr>
-                <w:sz w:val="18"/>
-                <w:szCs w:val="18"/>
-              </w:rPr>
-            </w:pPr>
-            <w:r>
-              <w:rPr>
-                <w:sz w:val="18"/>
-                <w:szCs w:val="18"/>
-              </w:rPr>
-              <w:t>N/A</w:t>
+          </w:tcPr>
+          <w:p>
+            <w:pPr>
+              <w:pStyle w:val="NoSpacing"/>
+              <w:rPr>
+                <w:sz w:val="18"/>
+                <w:szCs w:val="18"/>
+              </w:rPr>
+            </w:pPr>
+            <w:r>
+              <w:rPr>
+                <w:sz w:val="18"/>
+                <w:szCs w:val="18"/>
+              </w:rPr>
+              <w:t>Instructions how to use GitHub as a place for common space for collecting our files</w:t>
             </w:r>
           </w:p>
         </w:tc>
         <w:tc>
           <w:tcPr>
             <w:tcW w:w="2087" w:type="pct"/>
-            <w:hideMark/>
-          </w:tcPr>
-          <w:p>
-            <w:pPr>
-              <w:pStyle w:val="NoSpacing"/>
-              <w:rPr>
-                <w:sz w:val="18"/>
-                <w:szCs w:val="18"/>
-              </w:rPr>
-            </w:pPr>
-            <w:r>
-              <w:rPr>
-                <w:sz w:val="18"/>
-                <w:szCs w:val="18"/>
-              </w:rPr>
-              <w:t>No AI used this week</w:t>
+          </w:tcPr>
+          <w:p>
+            <w:pPr>
+              <w:pStyle w:val="NoSpacing"/>
+              <w:rPr>
+                <w:sz w:val="18"/>
+                <w:szCs w:val="18"/>
+              </w:rPr>
+            </w:pPr>
+            <w:r>
+              <w:rPr>
+                <w:sz w:val="18"/>
+                <w:szCs w:val="18"/>
+              </w:rPr>
+              <w:t>Understood what to do to use one repository with group members, set up and manually created project structure</w:t>
             </w:r>
           </w:p>
         </w:tc>
@@ -534,7 +552,14 @@
                 <w:sz w:val="18"/>
                 <w:szCs w:val="18"/>
               </w:rPr>
-              <w:t>Week 10</w:t>
+              <w:t xml:space="preserve">Week </w:t>
+            </w:r>
+            <w:r>
+              <w:rPr>
+                <w:sz w:val="18"/>
+                <w:szCs w:val="18"/>
+              </w:rPr>
+              <w:t>4</w:t>
             </w:r>
           </w:p>
         </w:tc>
@@ -571,6 +596,13 @@
                 <w:szCs w:val="18"/>
               </w:rPr>
             </w:pPr>
+            <w:r>
+              <w:rPr>
+                <w:sz w:val="18"/>
+                <w:szCs w:val="18"/>
+              </w:rPr>
+              <w:t>N/A</w:t>
+            </w:r>
           </w:p>
         </w:tc>
         <w:tc>
@@ -585,6 +617,13 @@
                 <w:szCs w:val="18"/>
               </w:rPr>
             </w:pPr>
+            <w:r>
+              <w:rPr>
+                <w:sz w:val="18"/>
+                <w:szCs w:val="18"/>
+              </w:rPr>
+              <w:t>N/A</w:t>
+            </w:r>
           </w:p>
         </w:tc>
         <w:tc>
@@ -599,6 +638,13 @@
                 <w:szCs w:val="18"/>
               </w:rPr>
             </w:pPr>
+            <w:r>
+              <w:rPr>
+                <w:sz w:val="18"/>
+                <w:szCs w:val="18"/>
+              </w:rPr>
+              <w:t>No AI used this week</w:t>
+            </w:r>
           </w:p>
         </w:tc>
       </w:tr>
@@ -620,7 +666,14 @@
                 <w:sz w:val="18"/>
                 <w:szCs w:val="18"/>
               </w:rPr>
-              <w:t>Week 11</w:t>
+              <w:t xml:space="preserve">Week </w:t>
+            </w:r>
+            <w:r>
+              <w:rPr>
+                <w:sz w:val="18"/>
+                <w:szCs w:val="18"/>
+              </w:rPr>
+              <w:t>5</w:t>
             </w:r>
           </w:p>
         </w:tc>
@@ -657,6 +710,13 @@
                 <w:szCs w:val="18"/>
               </w:rPr>
             </w:pPr>
+            <w:r>
+              <w:rPr>
+                <w:sz w:val="18"/>
+                <w:szCs w:val="18"/>
+              </w:rPr>
+              <w:t>N/A</w:t>
+            </w:r>
           </w:p>
         </w:tc>
         <w:tc>
@@ -671,6 +731,13 @@
                 <w:szCs w:val="18"/>
               </w:rPr>
             </w:pPr>
+            <w:r>
+              <w:rPr>
+                <w:sz w:val="18"/>
+                <w:szCs w:val="18"/>
+              </w:rPr>
+              <w:t>N/A</w:t>
+            </w:r>
           </w:p>
         </w:tc>
         <w:tc>
@@ -685,6 +752,13 @@
                 <w:szCs w:val="18"/>
               </w:rPr>
             </w:pPr>
+            <w:r>
+              <w:rPr>
+                <w:sz w:val="18"/>
+                <w:szCs w:val="18"/>
+              </w:rPr>
+              <w:t>No AI used this week</w:t>
+            </w:r>
           </w:p>
         </w:tc>
       </w:tr>
@@ -706,7 +780,14 @@
                 <w:sz w:val="18"/>
                 <w:szCs w:val="18"/>
               </w:rPr>
-              <w:t>Week 12</w:t>
+              <w:t xml:space="preserve">Week </w:t>
+            </w:r>
+            <w:r>
+              <w:rPr>
+                <w:sz w:val="18"/>
+                <w:szCs w:val="18"/>
+              </w:rPr>
+              <w:t>6</w:t>
             </w:r>
           </w:p>
         </w:tc>
@@ -743,6 +824,13 @@
                 <w:szCs w:val="18"/>
               </w:rPr>
             </w:pPr>
+            <w:r>
+              <w:rPr>
+                <w:sz w:val="18"/>
+                <w:szCs w:val="18"/>
+              </w:rPr>
+              <w:t>N/A</w:t>
+            </w:r>
           </w:p>
         </w:tc>
         <w:tc>
@@ -757,6 +845,13 @@
                 <w:szCs w:val="18"/>
               </w:rPr>
             </w:pPr>
+            <w:r>
+              <w:rPr>
+                <w:sz w:val="18"/>
+                <w:szCs w:val="18"/>
+              </w:rPr>
+              <w:t>N/A</w:t>
+            </w:r>
           </w:p>
         </w:tc>
         <w:tc>
@@ -771,6 +866,13 @@
                 <w:szCs w:val="18"/>
               </w:rPr>
             </w:pPr>
+            <w:r>
+              <w:rPr>
+                <w:sz w:val="18"/>
+                <w:szCs w:val="18"/>
+              </w:rPr>
+              <w:t>No AI used this week</w:t>
+            </w:r>
           </w:p>
         </w:tc>
       </w:tr>
@@ -1419,7 +1521,6 @@
   <w:style w:type="character" w:default="1" w:styleId="DefaultParagraphFont">
     <w:name w:val="Default Paragraph Font"/>
     <w:uiPriority w:val="1"/>
-    <w:semiHidden/>
     <w:unhideWhenUsed/>
   </w:style>
   <w:style w:type="table" w:default="1" w:styleId="TableNormal">

--- a/40488199/40488199_GenAi_Log.docx
+++ b/40488199/40488199_GenAi_Log.docx
@@ -5,7 +5,7 @@
     <w:tbl>
       <w:tblPr>
         <w:tblStyle w:val="ListTable3"/>
-        <w:tblW w:w="5000" w:type="pct"/>
+        <w:tblW w:w="5164" w:type="pct"/>
         <w:tblBorders>
           <w:top w:val="single" w:sz="4" w:space="0" w:color="auto"/>
           <w:left w:val="single" w:sz="4" w:space="0" w:color="auto"/>
@@ -17,15 +17,16 @@
         <w:tblLook w:val="0620" w:firstRow="1" w:lastRow="0" w:firstColumn="0" w:lastColumn="0" w:noHBand="1" w:noVBand="1"/>
       </w:tblPr>
       <w:tblGrid>
-        <w:gridCol w:w="1116"/>
-        <w:gridCol w:w="1311"/>
-        <w:gridCol w:w="1484"/>
-        <w:gridCol w:w="1893"/>
-        <w:gridCol w:w="4159"/>
+        <w:gridCol w:w="1153"/>
+        <w:gridCol w:w="1354"/>
+        <w:gridCol w:w="1533"/>
+        <w:gridCol w:w="1955"/>
+        <w:gridCol w:w="4295"/>
       </w:tblGrid>
       <w:tr>
         <w:trPr>
           <w:cnfStyle w:val="100000000000" w:firstRow="1" w:lastRow="0" w:firstColumn="0" w:lastColumn="0" w:oddVBand="0" w:evenVBand="0" w:oddHBand="0" w:evenHBand="0" w:firstRowFirstColumn="0" w:firstRowLastColumn="0" w:lastRowFirstColumn="0" w:lastRowLastColumn="0"/>
+          <w:trHeight w:val="497"/>
         </w:trPr>
         <w:tc>
           <w:tcPr>
@@ -45,8 +46,17 @@
                 <w:sz w:val="18"/>
                 <w:szCs w:val="18"/>
               </w:rPr>
-              <w:t>Date / Wk</w:t>
-            </w:r>
+              <w:t xml:space="preserve">Date / </w:t>
+            </w:r>
+            <w:proofErr w:type="spellStart"/>
+            <w:r>
+              <w:rPr>
+                <w:sz w:val="18"/>
+                <w:szCs w:val="18"/>
+              </w:rPr>
+              <w:t>Wk</w:t>
+            </w:r>
+            <w:proofErr w:type="spellEnd"/>
           </w:p>
         </w:tc>
         <w:tc>
@@ -139,6 +149,9 @@
         </w:tc>
       </w:tr>
       <w:tr>
+        <w:trPr>
+          <w:trHeight w:val="1511"/>
+        </w:trPr>
         <w:tc>
           <w:tcPr>
             <w:tcW w:w="560" w:type="pct"/>
@@ -272,6 +285,9 @@
         </w:tc>
       </w:tr>
       <w:tr>
+        <w:trPr>
+          <w:trHeight w:val="995"/>
+        </w:trPr>
         <w:tc>
           <w:tcPr>
             <w:tcW w:w="560" w:type="pct"/>
@@ -419,6 +435,9 @@
         </w:tc>
       </w:tr>
       <w:tr>
+        <w:trPr>
+          <w:trHeight w:val="1253"/>
+        </w:trPr>
         <w:tc>
           <w:tcPr>
             <w:tcW w:w="560" w:type="pct"/>
@@ -535,6 +554,9 @@
         </w:tc>
       </w:tr>
       <w:tr>
+        <w:trPr>
+          <w:trHeight w:val="240"/>
+        </w:trPr>
         <w:tc>
           <w:tcPr>
             <w:tcW w:w="560" w:type="pct"/>
@@ -649,6 +671,9 @@
         </w:tc>
       </w:tr>
       <w:tr>
+        <w:trPr>
+          <w:trHeight w:val="240"/>
+        </w:trPr>
         <w:tc>
           <w:tcPr>
             <w:tcW w:w="560" w:type="pct"/>
@@ -763,6 +788,9 @@
         </w:tc>
       </w:tr>
       <w:tr>
+        <w:trPr>
+          <w:trHeight w:val="240"/>
+        </w:trPr>
         <w:tc>
           <w:tcPr>
             <w:tcW w:w="560" w:type="pct"/>
@@ -780,6 +808,501 @@
                 <w:sz w:val="18"/>
                 <w:szCs w:val="18"/>
               </w:rPr>
+              <w:t xml:space="preserve">Week 6 </w:t>
+            </w:r>
+          </w:p>
+        </w:tc>
+        <w:tc>
+          <w:tcPr>
+            <w:tcW w:w="658" w:type="pct"/>
+          </w:tcPr>
+          <w:p>
+            <w:pPr>
+              <w:pStyle w:val="NoSpacing"/>
+              <w:rPr>
+                <w:sz w:val="18"/>
+                <w:szCs w:val="18"/>
+              </w:rPr>
+            </w:pPr>
+            <w:r>
+              <w:rPr>
+                <w:sz w:val="18"/>
+                <w:szCs w:val="18"/>
+              </w:rPr>
+              <w:t>ChatGPT</w:t>
+            </w:r>
+          </w:p>
+        </w:tc>
+        <w:tc>
+          <w:tcPr>
+            <w:tcW w:w="745" w:type="pct"/>
+          </w:tcPr>
+          <w:p>
+            <w:pPr>
+              <w:pStyle w:val="NoSpacing"/>
+              <w:rPr>
+                <w:sz w:val="18"/>
+                <w:szCs w:val="18"/>
+              </w:rPr>
+            </w:pPr>
+            <w:r>
+              <w:rPr>
+                <w:sz w:val="18"/>
+                <w:szCs w:val="18"/>
+              </w:rPr>
+              <w:t>Learning</w:t>
+            </w:r>
+          </w:p>
+        </w:tc>
+        <w:tc>
+          <w:tcPr>
+            <w:tcW w:w="950" w:type="pct"/>
+          </w:tcPr>
+          <w:p>
+            <w:pPr>
+              <w:pStyle w:val="NoSpacing"/>
+              <w:rPr>
+                <w:sz w:val="18"/>
+                <w:szCs w:val="18"/>
+              </w:rPr>
+            </w:pPr>
+            <w:r>
+              <w:rPr>
+                <w:sz w:val="18"/>
+                <w:szCs w:val="18"/>
+              </w:rPr>
+              <w:t>Principles for SQL code style to use in team</w:t>
+            </w:r>
+          </w:p>
+        </w:tc>
+        <w:tc>
+          <w:tcPr>
+            <w:tcW w:w="2087" w:type="pct"/>
+          </w:tcPr>
+          <w:p>
+            <w:pPr>
+              <w:pStyle w:val="NoSpacing"/>
+              <w:rPr>
+                <w:sz w:val="18"/>
+                <w:szCs w:val="18"/>
+              </w:rPr>
+            </w:pPr>
+            <w:r>
+              <w:rPr>
+                <w:sz w:val="18"/>
+                <w:szCs w:val="18"/>
+              </w:rPr>
+              <w:t>Ask AI what conventions exists and got some sample how to write SQL in teams so it is readable and easy to maintain</w:t>
+            </w:r>
+          </w:p>
+        </w:tc>
+      </w:tr>
+      <w:tr>
+        <w:trPr>
+          <w:trHeight w:val="240"/>
+        </w:trPr>
+        <w:tc>
+          <w:tcPr>
+            <w:tcW w:w="560" w:type="pct"/>
+          </w:tcPr>
+          <w:p>
+            <w:pPr>
+              <w:pStyle w:val="NoSpacing"/>
+              <w:rPr>
+                <w:sz w:val="18"/>
+                <w:szCs w:val="18"/>
+              </w:rPr>
+            </w:pPr>
+            <w:r>
+              <w:rPr>
+                <w:sz w:val="18"/>
+                <w:szCs w:val="18"/>
+              </w:rPr>
+              <w:t>Week 7</w:t>
+            </w:r>
+          </w:p>
+        </w:tc>
+        <w:tc>
+          <w:tcPr>
+            <w:tcW w:w="658" w:type="pct"/>
+          </w:tcPr>
+          <w:p>
+            <w:pPr>
+              <w:pStyle w:val="NoSpacing"/>
+              <w:rPr>
+                <w:sz w:val="18"/>
+                <w:szCs w:val="18"/>
+              </w:rPr>
+            </w:pPr>
+            <w:r>
+              <w:rPr>
+                <w:sz w:val="18"/>
+                <w:szCs w:val="18"/>
+              </w:rPr>
+              <w:t>ChatGPT</w:t>
+            </w:r>
+          </w:p>
+        </w:tc>
+        <w:tc>
+          <w:tcPr>
+            <w:tcW w:w="745" w:type="pct"/>
+          </w:tcPr>
+          <w:p>
+            <w:pPr>
+              <w:pStyle w:val="NoSpacing"/>
+              <w:rPr>
+                <w:sz w:val="18"/>
+                <w:szCs w:val="18"/>
+              </w:rPr>
+            </w:pPr>
+            <w:r>
+              <w:rPr>
+                <w:sz w:val="18"/>
+                <w:szCs w:val="18"/>
+              </w:rPr>
+              <w:t>Idea Generation</w:t>
+            </w:r>
+          </w:p>
+        </w:tc>
+        <w:tc>
+          <w:tcPr>
+            <w:tcW w:w="950" w:type="pct"/>
+          </w:tcPr>
+          <w:p>
+            <w:pPr>
+              <w:pStyle w:val="NoSpacing"/>
+              <w:rPr>
+                <w:sz w:val="18"/>
+                <w:szCs w:val="18"/>
+              </w:rPr>
+            </w:pPr>
+            <w:r>
+              <w:rPr>
+                <w:sz w:val="18"/>
+                <w:szCs w:val="18"/>
+              </w:rPr>
+              <w:t>Suggestions what sections on home page need to be included</w:t>
+            </w:r>
+          </w:p>
+        </w:tc>
+        <w:tc>
+          <w:tcPr>
+            <w:tcW w:w="2087" w:type="pct"/>
+          </w:tcPr>
+          <w:p>
+            <w:pPr>
+              <w:pStyle w:val="NoSpacing"/>
+              <w:rPr>
+                <w:sz w:val="18"/>
+                <w:szCs w:val="18"/>
+              </w:rPr>
+            </w:pPr>
+            <w:r>
+              <w:rPr>
+                <w:sz w:val="18"/>
+                <w:szCs w:val="18"/>
+              </w:rPr>
+              <w:t>I ask AI what we can show on homepage and it gave me a list, I chose some ideas and suggested to the team</w:t>
+            </w:r>
+          </w:p>
+        </w:tc>
+      </w:tr>
+      <w:tr>
+        <w:trPr>
+          <w:trHeight w:val="240"/>
+        </w:trPr>
+        <w:tc>
+          <w:tcPr>
+            <w:tcW w:w="560" w:type="pct"/>
+          </w:tcPr>
+          <w:p>
+            <w:pPr>
+              <w:pStyle w:val="NoSpacing"/>
+              <w:rPr>
+                <w:sz w:val="18"/>
+                <w:szCs w:val="18"/>
+              </w:rPr>
+            </w:pPr>
+            <w:r>
+              <w:rPr>
+                <w:sz w:val="18"/>
+                <w:szCs w:val="18"/>
+              </w:rPr>
+              <w:t>Week 8</w:t>
+            </w:r>
+          </w:p>
+        </w:tc>
+        <w:tc>
+          <w:tcPr>
+            <w:tcW w:w="658" w:type="pct"/>
+          </w:tcPr>
+          <w:p>
+            <w:pPr>
+              <w:pStyle w:val="NoSpacing"/>
+              <w:rPr>
+                <w:sz w:val="18"/>
+                <w:szCs w:val="18"/>
+              </w:rPr>
+            </w:pPr>
+            <w:r>
+              <w:rPr>
+                <w:sz w:val="18"/>
+                <w:szCs w:val="18"/>
+              </w:rPr>
+              <w:t>ChatGPT</w:t>
+            </w:r>
+          </w:p>
+        </w:tc>
+        <w:tc>
+          <w:tcPr>
+            <w:tcW w:w="745" w:type="pct"/>
+          </w:tcPr>
+          <w:p>
+            <w:pPr>
+              <w:pStyle w:val="NoSpacing"/>
+              <w:rPr>
+                <w:sz w:val="18"/>
+                <w:szCs w:val="18"/>
+              </w:rPr>
+            </w:pPr>
+            <w:r>
+              <w:rPr>
+                <w:sz w:val="18"/>
+                <w:szCs w:val="18"/>
+              </w:rPr>
+              <w:t>Research</w:t>
+            </w:r>
+          </w:p>
+        </w:tc>
+        <w:tc>
+          <w:tcPr>
+            <w:tcW w:w="950" w:type="pct"/>
+          </w:tcPr>
+          <w:p>
+            <w:pPr>
+              <w:pStyle w:val="NoSpacing"/>
+              <w:rPr>
+                <w:sz w:val="18"/>
+                <w:szCs w:val="18"/>
+              </w:rPr>
+            </w:pPr>
+            <w:r>
+              <w:rPr>
+                <w:sz w:val="18"/>
+                <w:szCs w:val="18"/>
+              </w:rPr>
+              <w:t>DB seed approaches</w:t>
+            </w:r>
+          </w:p>
+        </w:tc>
+        <w:tc>
+          <w:tcPr>
+            <w:tcW w:w="2087" w:type="pct"/>
+          </w:tcPr>
+          <w:p>
+            <w:pPr>
+              <w:pStyle w:val="NoSpacing"/>
+              <w:rPr>
+                <w:sz w:val="18"/>
+                <w:szCs w:val="18"/>
+              </w:rPr>
+            </w:pPr>
+            <w:r>
+              <w:rPr>
+                <w:sz w:val="18"/>
+                <w:szCs w:val="18"/>
+              </w:rPr>
+              <w:t xml:space="preserve">As we have big </w:t>
+            </w:r>
+            <w:proofErr w:type="spellStart"/>
+            <w:r>
+              <w:rPr>
+                <w:sz w:val="18"/>
+                <w:szCs w:val="18"/>
+              </w:rPr>
+              <w:t>db</w:t>
+            </w:r>
+            <w:proofErr w:type="spellEnd"/>
+            <w:r>
+              <w:rPr>
+                <w:sz w:val="18"/>
+                <w:szCs w:val="18"/>
+              </w:rPr>
+              <w:t xml:space="preserve"> schema it would take a while to hardcode data in it so we were looking for other ways to put the data in </w:t>
+            </w:r>
+            <w:proofErr w:type="spellStart"/>
+            <w:r>
+              <w:rPr>
+                <w:sz w:val="18"/>
+                <w:szCs w:val="18"/>
+              </w:rPr>
+              <w:t>db</w:t>
+            </w:r>
+            <w:proofErr w:type="spellEnd"/>
+            <w:r>
+              <w:rPr>
+                <w:sz w:val="18"/>
+                <w:szCs w:val="18"/>
+              </w:rPr>
+              <w:t xml:space="preserve">, I found out approaches with scripts and chose the set based seeding with the number table as it keep room for developing project despite using loops that takes too much time if too much records, the team said that it makes </w:t>
+            </w:r>
+            <w:r>
+              <w:rPr>
+                <w:sz w:val="18"/>
+                <w:szCs w:val="18"/>
+              </w:rPr>
+              <w:t>sense</w:t>
+            </w:r>
+          </w:p>
+        </w:tc>
+      </w:tr>
+      <w:tr>
+        <w:trPr>
+          <w:trHeight w:val="240"/>
+        </w:trPr>
+        <w:tc>
+          <w:tcPr>
+            <w:tcW w:w="560" w:type="pct"/>
+          </w:tcPr>
+          <w:p>
+            <w:pPr>
+              <w:pStyle w:val="NoSpacing"/>
+              <w:rPr>
+                <w:sz w:val="18"/>
+                <w:szCs w:val="18"/>
+              </w:rPr>
+            </w:pPr>
+            <w:r>
+              <w:rPr>
+                <w:sz w:val="18"/>
+                <w:szCs w:val="18"/>
+              </w:rPr>
+              <w:t>Week 9</w:t>
+            </w:r>
+          </w:p>
+        </w:tc>
+        <w:tc>
+          <w:tcPr>
+            <w:tcW w:w="658" w:type="pct"/>
+          </w:tcPr>
+          <w:p>
+            <w:pPr>
+              <w:pStyle w:val="NoSpacing"/>
+              <w:rPr>
+                <w:sz w:val="18"/>
+                <w:szCs w:val="18"/>
+              </w:rPr>
+            </w:pPr>
+            <w:r>
+              <w:rPr>
+                <w:sz w:val="18"/>
+                <w:szCs w:val="18"/>
+              </w:rPr>
+              <w:t>ChatGPT</w:t>
+            </w:r>
+          </w:p>
+        </w:tc>
+        <w:tc>
+          <w:tcPr>
+            <w:tcW w:w="745" w:type="pct"/>
+          </w:tcPr>
+          <w:p>
+            <w:pPr>
+              <w:pStyle w:val="NoSpacing"/>
+              <w:rPr>
+                <w:sz w:val="18"/>
+                <w:szCs w:val="18"/>
+              </w:rPr>
+            </w:pPr>
+            <w:r>
+              <w:rPr>
+                <w:sz w:val="18"/>
+                <w:szCs w:val="18"/>
+              </w:rPr>
+              <w:t>Learning JS</w:t>
+            </w:r>
+          </w:p>
+        </w:tc>
+        <w:tc>
+          <w:tcPr>
+            <w:tcW w:w="950" w:type="pct"/>
+          </w:tcPr>
+          <w:p>
+            <w:pPr>
+              <w:pStyle w:val="NoSpacing"/>
+              <w:rPr>
+                <w:sz w:val="18"/>
+                <w:szCs w:val="18"/>
+              </w:rPr>
+            </w:pPr>
+            <w:r>
+              <w:rPr>
+                <w:sz w:val="18"/>
+                <w:szCs w:val="18"/>
+              </w:rPr>
+              <w:t xml:space="preserve">Examples </w:t>
+            </w:r>
+            <w:proofErr w:type="spellStart"/>
+            <w:r>
+              <w:rPr>
+                <w:sz w:val="18"/>
+                <w:szCs w:val="18"/>
+              </w:rPr>
+              <w:t>to</w:t>
+            </w:r>
+            <w:proofErr w:type="spellEnd"/>
+            <w:r>
+              <w:rPr>
+                <w:sz w:val="18"/>
+                <w:szCs w:val="18"/>
+              </w:rPr>
+              <w:t xml:space="preserve"> deep in knowledge of using window in JS and arrow function and other variables </w:t>
+            </w:r>
+          </w:p>
+        </w:tc>
+        <w:tc>
+          <w:tcPr>
+            <w:tcW w:w="2087" w:type="pct"/>
+          </w:tcPr>
+          <w:p>
+            <w:pPr>
+              <w:pStyle w:val="NoSpacing"/>
+              <w:rPr>
+                <w:sz w:val="18"/>
+                <w:szCs w:val="18"/>
+              </w:rPr>
+            </w:pPr>
+            <w:r>
+              <w:rPr>
+                <w:sz w:val="18"/>
+                <w:szCs w:val="18"/>
+              </w:rPr>
+              <w:t>I wanted to write code clean and that minimize any hardcoded data and can be reused, understand what features exists in JS for my goals on the page</w:t>
+            </w:r>
+          </w:p>
+        </w:tc>
+      </w:tr>
+      <w:tr>
+        <w:trPr>
+          <w:trHeight w:val="240"/>
+        </w:trPr>
+        <w:tc>
+          <w:tcPr>
+            <w:tcW w:w="560" w:type="pct"/>
+          </w:tcPr>
+          <w:p>
+            <w:pPr>
+              <w:pStyle w:val="NoSpacing"/>
+              <w:rPr>
+                <w:sz w:val="18"/>
+                <w:szCs w:val="18"/>
+              </w:rPr>
+            </w:pPr>
+            <w:r>
+              <w:rPr>
+                <w:sz w:val="18"/>
+                <w:szCs w:val="18"/>
+              </w:rPr>
               <w:t xml:space="preserve">Week </w:t>
             </w:r>
             <w:r>
@@ -787,7 +1310,7 @@
                 <w:sz w:val="18"/>
                 <w:szCs w:val="18"/>
               </w:rPr>
-              <w:t>6</w:t>
+              <w:t>10</w:t>
             </w:r>
           </w:p>
         </w:tc>

--- a/40488199/40488199_GenAi_Log.docx
+++ b/40488199/40488199_GenAi_Log.docx
@@ -46,17 +46,8 @@
                 <w:sz w:val="18"/>
                 <w:szCs w:val="18"/>
               </w:rPr>
-              <w:t xml:space="preserve">Date / </w:t>
-            </w:r>
-            <w:proofErr w:type="spellStart"/>
-            <w:r>
-              <w:rPr>
-                <w:sz w:val="18"/>
-                <w:szCs w:val="18"/>
-              </w:rPr>
-              <w:t>Wk</w:t>
-            </w:r>
-            <w:proofErr w:type="spellEnd"/>
+              <w:t>Date / Wk</w:t>
+            </w:r>
           </w:p>
         </w:tc>
         <w:tc>
@@ -1112,39 +1103,7 @@
                 <w:sz w:val="18"/>
                 <w:szCs w:val="18"/>
               </w:rPr>
-              <w:t xml:space="preserve">As we have big </w:t>
-            </w:r>
-            <w:proofErr w:type="spellStart"/>
-            <w:r>
-              <w:rPr>
-                <w:sz w:val="18"/>
-                <w:szCs w:val="18"/>
-              </w:rPr>
-              <w:t>db</w:t>
-            </w:r>
-            <w:proofErr w:type="spellEnd"/>
-            <w:r>
-              <w:rPr>
-                <w:sz w:val="18"/>
-                <w:szCs w:val="18"/>
-              </w:rPr>
-              <w:t xml:space="preserve"> schema it would take a while to hardcode data in it so we were looking for other ways to put the data in </w:t>
-            </w:r>
-            <w:proofErr w:type="spellStart"/>
-            <w:r>
-              <w:rPr>
-                <w:sz w:val="18"/>
-                <w:szCs w:val="18"/>
-              </w:rPr>
-              <w:t>db</w:t>
-            </w:r>
-            <w:proofErr w:type="spellEnd"/>
-            <w:r>
-              <w:rPr>
-                <w:sz w:val="18"/>
-                <w:szCs w:val="18"/>
-              </w:rPr>
-              <w:t xml:space="preserve">, I found out approaches with scripts and chose the set based seeding with the number table as it keep room for developing project despite using loops that takes too much time if too much records, the team said that it makes </w:t>
+              <w:t xml:space="preserve">As we have big db schema it would take a while to hardcode data in it so we were looking for other ways to put the data in db, I found out approaches with scripts and chose the set based seeding with the number table as it keep room for developing project despite using loops that takes too much time if too much records, the team said that it makes </w:t>
             </w:r>
             <w:r>
               <w:rPr>
@@ -1240,23 +1199,7 @@
                 <w:sz w:val="18"/>
                 <w:szCs w:val="18"/>
               </w:rPr>
-              <w:t xml:space="preserve">Examples </w:t>
-            </w:r>
-            <w:proofErr w:type="spellStart"/>
-            <w:r>
-              <w:rPr>
-                <w:sz w:val="18"/>
-                <w:szCs w:val="18"/>
-              </w:rPr>
-              <w:t>to</w:t>
-            </w:r>
-            <w:proofErr w:type="spellEnd"/>
-            <w:r>
-              <w:rPr>
-                <w:sz w:val="18"/>
-                <w:szCs w:val="18"/>
-              </w:rPr>
-              <w:t xml:space="preserve"> deep in knowledge of using window in JS and arrow function and other variables </w:t>
+              <w:t xml:space="preserve">Examples to deep in knowledge of using window in JS and arrow function and other variables </w:t>
             </w:r>
           </w:p>
         </w:tc>
@@ -1352,7 +1295,7 @@
                 <w:sz w:val="18"/>
                 <w:szCs w:val="18"/>
               </w:rPr>
-              <w:t>N/A</w:t>
+              <w:t>Translation</w:t>
             </w:r>
           </w:p>
         </w:tc>
@@ -1373,7 +1316,7 @@
                 <w:sz w:val="18"/>
                 <w:szCs w:val="18"/>
               </w:rPr>
-              <w:t>N/A</w:t>
+              <w:t>Translation for comments to reports</w:t>
             </w:r>
           </w:p>
         </w:tc>
@@ -1394,7 +1337,7 @@
                 <w:sz w:val="18"/>
                 <w:szCs w:val="18"/>
               </w:rPr>
-              <w:t>No AI used this week</w:t>
+              <w:t>I ask Ai help to translate from my native language what I want to comment</w:t>
             </w:r>
           </w:p>
         </w:tc>
@@ -2044,6 +1987,7 @@
   <w:style w:type="character" w:default="1" w:styleId="DefaultParagraphFont">
     <w:name w:val="Default Paragraph Font"/>
     <w:uiPriority w:val="1"/>
+    <w:semiHidden/>
     <w:unhideWhenUsed/>
   </w:style>
   <w:style w:type="table" w:default="1" w:styleId="TableNormal">
